--- a/docs/dev/DEV-04 API and Inference Engine.docx
+++ b/docs/dev/DEV-04 API and Inference Engine.docx
@@ -107,15 +107,15 @@
     <w:p>
       <w:pPr>
         <w:keepNext/>
-        <w:spacing w:after="80" w:before="120"/>
+        <w:spacing w:after="80" w:before="160"/>
       </w:pPr>
       <w:r>
         <w:rPr>
           <w:rFonts w:ascii="Arial" w:cs="Arial" w:eastAsia="Arial" w:hAnsi="Arial"/>
-          <w:i/>
-          <w:iCs/>
-          <w:sz w:val="18"/>
-          <w:szCs w:val="18"/>
+          <w:b/>
+          <w:bCs/>
+          <w:sz w:val="22"/>
+          <w:szCs w:val="22"/>
         </w:rPr>
         <w:t xml:space="preserve">Table 1. Endpoint summary</w:t>
       </w:r>
@@ -670,15 +670,15 @@
     <w:p>
       <w:pPr>
         <w:keepNext/>
-        <w:spacing w:after="80" w:before="120"/>
+        <w:spacing w:after="80" w:before="160"/>
       </w:pPr>
       <w:r>
         <w:rPr>
           <w:rFonts w:ascii="Arial" w:cs="Arial" w:eastAsia="Arial" w:hAnsi="Arial"/>
-          <w:i/>
-          <w:iCs/>
-          <w:sz w:val="18"/>
-          <w:szCs w:val="18"/>
+          <w:b/>
+          <w:bCs/>
+          <w:sz w:val="22"/>
+          <w:szCs w:val="22"/>
         </w:rPr>
         <w:t xml:space="preserve">Table 2. Request fields</w:t>
       </w:r>
@@ -1304,15 +1304,15 @@
     <w:p>
       <w:pPr>
         <w:keepNext/>
-        <w:spacing w:after="80" w:before="120"/>
+        <w:spacing w:after="80" w:before="160"/>
       </w:pPr>
       <w:r>
         <w:rPr>
           <w:rFonts w:ascii="Arial" w:cs="Arial" w:eastAsia="Arial" w:hAnsi="Arial"/>
-          <w:i/>
-          <w:iCs/>
-          <w:sz w:val="18"/>
-          <w:szCs w:val="18"/>
+          <w:b/>
+          <w:bCs/>
+          <w:sz w:val="22"/>
+          <w:szCs w:val="22"/>
         </w:rPr>
         <w:t xml:space="preserve">Table 3. Response fields</w:t>
       </w:r>
@@ -3251,15 +3251,15 @@
     <w:p>
       <w:pPr>
         <w:keepNext/>
-        <w:spacing w:after="80" w:before="120"/>
+        <w:spacing w:after="80" w:before="160"/>
       </w:pPr>
       <w:r>
         <w:rPr>
           <w:rFonts w:ascii="Arial" w:cs="Arial" w:eastAsia="Arial" w:hAnsi="Arial"/>
-          <w:i/>
-          <w:iCs/>
-          <w:sz w:val="18"/>
-          <w:szCs w:val="18"/>
+          <w:b/>
+          <w:bCs/>
+          <w:sz w:val="22"/>
+          <w:szCs w:val="22"/>
         </w:rPr>
         <w:t xml:space="preserve">Table 4. turnaround_predictions</w:t>
       </w:r>
@@ -5695,15 +5695,15 @@
     <w:p>
       <w:pPr>
         <w:keepNext/>
-        <w:spacing w:after="80" w:before="120"/>
+        <w:spacing w:after="80" w:before="160"/>
       </w:pPr>
       <w:r>
         <w:rPr>
           <w:rFonts w:ascii="Arial" w:cs="Arial" w:eastAsia="Arial" w:hAnsi="Arial"/>
-          <w:i/>
-          <w:iCs/>
-          <w:sz w:val="18"/>
-          <w:szCs w:val="18"/>
+          <w:b/>
+          <w:bCs/>
+          <w:sz w:val="22"/>
+          <w:szCs w:val="22"/>
         </w:rPr>
         <w:t xml:space="preserve">Table 5. Tests for the inference engine and API</w:t>
       </w:r>
@@ -6373,7 +6373,7 @@
 <w:ftr xmlns:wpc="http://schemas.microsoft.com/office/word/2010/wordprocessingCanvas" xmlns:mc="http://schemas.openxmlformats.org/markup-compatibility/2006" xmlns:o="urn:schemas-microsoft-com:office:office" xmlns:r="http://schemas.openxmlformats.org/officeDocument/2006/relationships" xmlns:m="http://schemas.openxmlformats.org/officeDocument/2006/math" xmlns:v="urn:schemas-microsoft-com:vml" xmlns:wp14="http://schemas.microsoft.com/office/word/2010/wordprocessingDrawing" xmlns:wp="http://schemas.openxmlformats.org/drawingml/2006/wordprocessingDrawing" xmlns:w10="urn:schemas-microsoft-com:office:word" xmlns:w="http://schemas.openxmlformats.org/wordprocessingml/2006/main" xmlns:w14="http://schemas.microsoft.com/office/word/2010/wordml" xmlns:w15="http://schemas.microsoft.com/office/word/2012/wordml" xmlns:wpg="http://schemas.microsoft.com/office/word/2010/wordprocessingGroup" xmlns:wpi="http://schemas.microsoft.com/office/word/2010/wordprocessingInk" xmlns:wne="http://schemas.microsoft.com/office/word/2006/wordml" xmlns:wps="http://schemas.microsoft.com/office/word/2010/wordprocessingShape">
   <w:p>
     <w:pPr>
-      <w:jc w:val="right"/>
+      <w:jc w:val="center"/>
     </w:pPr>
     <w:r>
       <w:rPr>

--- a/docs/dev/DEV-04 API and Inference Engine.docx
+++ b/docs/dev/DEV-04 API and Inference Engine.docx
@@ -1499,7 +1499,7 @@
                 <w:sz w:val="18"/>
                 <w:szCs w:val="18"/>
               </w:rPr>
-              <w:t xml:space="preserve">predicted_ready_at</w:t>
+              <w:t xml:space="preserve">likely_range</w:t>
             </w:r>
           </w:p>
         </w:tc>
@@ -1529,7 +1529,7 @@
                 <w:sz w:val="18"/>
                 <w:szCs w:val="18"/>
               </w:rPr>
-              <w:t xml:space="preserve">routed_at plus predicted_days (ISO 8601, Asia/Manila)</w:t>
+              <w:t xml:space="preserve">low_days and high_days: the 80% range around the prediction (coverage 0.8)</w:t>
             </w:r>
           </w:p>
         </w:tc>
@@ -1564,7 +1564,7 @@
                 <w:sz w:val="18"/>
                 <w:szCs w:val="18"/>
               </w:rPr>
-              <w:t xml:space="preserve">due_at</w:t>
+              <w:t xml:space="preserve">predicted_ready_at</w:t>
             </w:r>
           </w:p>
         </w:tc>
@@ -1594,7 +1594,7 @@
                 <w:sz w:val="18"/>
                 <w:szCs w:val="18"/>
               </w:rPr>
-              <w:t xml:space="preserve">routed_at plus the credential's processing days, counting weekdays only (same rule as the workflow)</w:t>
+              <w:t xml:space="preserve">routed_at plus predicted_days (ISO 8601, Asia/Manila)</w:t>
             </w:r>
           </w:p>
         </w:tc>
@@ -1629,6 +1629,71 @@
                 <w:sz w:val="18"/>
                 <w:szCs w:val="18"/>
               </w:rPr>
+              <w:t xml:space="preserve">due_at</w:t>
+            </w:r>
+          </w:p>
+        </w:tc>
+        <w:tc>
+          <w:tcPr>
+            <w:tcW w:type="dxa" w:w="6560"/>
+            <w:tcBorders>
+              <w:top w:val="single" w:color="999999" w:sz="4"/>
+              <w:left w:val="single" w:color="999999" w:sz="4"/>
+              <w:bottom w:val="single" w:color="999999" w:sz="4"/>
+              <w:right w:val="single" w:color="999999" w:sz="4"/>
+            </w:tcBorders>
+            <w:tcMar>
+              <w:top w:type="dxa" w:w="50"/>
+              <w:left w:type="dxa" w:w="90"/>
+              <w:bottom w:type="dxa" w:w="50"/>
+              <w:right w:type="dxa" w:w="90"/>
+            </w:tcMar>
+          </w:tcPr>
+          <w:p>
+            <w:pPr>
+              <w:keepNext/>
+            </w:pPr>
+            <w:r>
+              <w:rPr>
+                <w:rFonts w:ascii="Arial" w:cs="Arial" w:eastAsia="Arial" w:hAnsi="Arial"/>
+                <w:sz w:val="18"/>
+                <w:szCs w:val="18"/>
+              </w:rPr>
+              <w:t xml:space="preserve">routed_at plus the credential's processing days, counting weekdays only (same rule as the workflow)</w:t>
+            </w:r>
+          </w:p>
+        </w:tc>
+      </w:tr>
+      <w:tr>
+        <w:trPr>
+          <w:cantSplit/>
+        </w:trPr>
+        <w:tc>
+          <w:tcPr>
+            <w:tcW w:type="dxa" w:w="2800"/>
+            <w:tcBorders>
+              <w:top w:val="single" w:color="999999" w:sz="4"/>
+              <w:left w:val="single" w:color="999999" w:sz="4"/>
+              <w:bottom w:val="single" w:color="999999" w:sz="4"/>
+              <w:right w:val="single" w:color="999999" w:sz="4"/>
+            </w:tcBorders>
+            <w:tcMar>
+              <w:top w:type="dxa" w:w="50"/>
+              <w:left w:type="dxa" w:w="90"/>
+              <w:bottom w:type="dxa" w:w="50"/>
+              <w:right w:type="dxa" w:w="90"/>
+            </w:tcMar>
+          </w:tcPr>
+          <w:p>
+            <w:pPr>
+              <w:keepNext/>
+            </w:pPr>
+            <w:r>
+              <w:rPr>
+                <w:rFonts w:ascii="Arial" w:cs="Arial" w:eastAsia="Arial" w:hAnsi="Arial"/>
+                <w:sz w:val="18"/>
+                <w:szCs w:val="18"/>
+              </w:rPr>
               <w:t xml:space="preserve">at_risk</w:t>
             </w:r>
           </w:p>
@@ -1660,6 +1725,136 @@
                 <w:szCs w:val="18"/>
               </w:rPr>
               <w:t xml:space="preserve">true when predicted_ready_at is after due_at</w:t>
+            </w:r>
+          </w:p>
+        </w:tc>
+      </w:tr>
+      <w:tr>
+        <w:trPr>
+          <w:cantSplit/>
+        </w:trPr>
+        <w:tc>
+          <w:tcPr>
+            <w:tcW w:type="dxa" w:w="2800"/>
+            <w:tcBorders>
+              <w:top w:val="single" w:color="999999" w:sz="4"/>
+              <w:left w:val="single" w:color="999999" w:sz="4"/>
+              <w:bottom w:val="single" w:color="999999" w:sz="4"/>
+              <w:right w:val="single" w:color="999999" w:sz="4"/>
+            </w:tcBorders>
+            <w:tcMar>
+              <w:top w:type="dxa" w:w="50"/>
+              <w:left w:type="dxa" w:w="90"/>
+              <w:bottom w:type="dxa" w:w="50"/>
+              <w:right w:type="dxa" w:w="90"/>
+            </w:tcMar>
+          </w:tcPr>
+          <w:p>
+            <w:pPr>
+              <w:keepNext/>
+            </w:pPr>
+            <w:r>
+              <w:rPr>
+                <w:rFonts w:ascii="Arial" w:cs="Arial" w:eastAsia="Arial" w:hAnsi="Arial"/>
+                <w:sz w:val="18"/>
+                <w:szCs w:val="18"/>
+              </w:rPr>
+              <w:t xml:space="preserve">late_probability</w:t>
+            </w:r>
+          </w:p>
+        </w:tc>
+        <w:tc>
+          <w:tcPr>
+            <w:tcW w:type="dxa" w:w="6560"/>
+            <w:tcBorders>
+              <w:top w:val="single" w:color="999999" w:sz="4"/>
+              <w:left w:val="single" w:color="999999" w:sz="4"/>
+              <w:bottom w:val="single" w:color="999999" w:sz="4"/>
+              <w:right w:val="single" w:color="999999" w:sz="4"/>
+            </w:tcBorders>
+            <w:tcMar>
+              <w:top w:type="dxa" w:w="50"/>
+              <w:left w:type="dxa" w:w="90"/>
+              <w:bottom w:type="dxa" w:w="50"/>
+              <w:right w:type="dxa" w:w="90"/>
+            </w:tcMar>
+          </w:tcPr>
+          <w:p>
+            <w:pPr>
+              <w:keepNext/>
+            </w:pPr>
+            <w:r>
+              <w:rPr>
+                <w:rFonts w:ascii="Arial" w:cs="Arial" w:eastAsia="Arial" w:hAnsi="Arial"/>
+                <w:sz w:val="18"/>
+                <w:szCs w:val="18"/>
+              </w:rPr>
+              <w:t xml:space="preserve">Chance (0 to 1) that the request is ready after its due date</w:t>
+            </w:r>
+          </w:p>
+        </w:tc>
+      </w:tr>
+      <w:tr>
+        <w:trPr>
+          <w:cantSplit/>
+        </w:trPr>
+        <w:tc>
+          <w:tcPr>
+            <w:tcW w:type="dxa" w:w="2800"/>
+            <w:tcBorders>
+              <w:top w:val="single" w:color="999999" w:sz="4"/>
+              <w:left w:val="single" w:color="999999" w:sz="4"/>
+              <w:bottom w:val="single" w:color="999999" w:sz="4"/>
+              <w:right w:val="single" w:color="999999" w:sz="4"/>
+            </w:tcBorders>
+            <w:tcMar>
+              <w:top w:type="dxa" w:w="50"/>
+              <w:left w:type="dxa" w:w="90"/>
+              <w:bottom w:type="dxa" w:w="50"/>
+              <w:right w:type="dxa" w:w="90"/>
+            </w:tcMar>
+          </w:tcPr>
+          <w:p>
+            <w:pPr>
+              <w:keepNext/>
+            </w:pPr>
+            <w:r>
+              <w:rPr>
+                <w:rFonts w:ascii="Arial" w:cs="Arial" w:eastAsia="Arial" w:hAnsi="Arial"/>
+                <w:sz w:val="18"/>
+                <w:szCs w:val="18"/>
+              </w:rPr>
+              <w:t xml:space="preserve">confidence</w:t>
+            </w:r>
+          </w:p>
+        </w:tc>
+        <w:tc>
+          <w:tcPr>
+            <w:tcW w:type="dxa" w:w="6560"/>
+            <w:tcBorders>
+              <w:top w:val="single" w:color="999999" w:sz="4"/>
+              <w:left w:val="single" w:color="999999" w:sz="4"/>
+              <w:bottom w:val="single" w:color="999999" w:sz="4"/>
+              <w:right w:val="single" w:color="999999" w:sz="4"/>
+            </w:tcBorders>
+            <w:tcMar>
+              <w:top w:type="dxa" w:w="50"/>
+              <w:left w:type="dxa" w:w="90"/>
+              <w:bottom w:type="dxa" w:w="50"/>
+              <w:right w:type="dxa" w:w="90"/>
+            </w:tcMar>
+          </w:tcPr>
+          <w:p>
+            <w:pPr>
+              <w:keepNext/>
+            </w:pPr>
+            <w:r>
+              <w:rPr>
+                <w:rFonts w:ascii="Arial" w:cs="Arial" w:eastAsia="Arial" w:hAnsi="Arial"/>
+                <w:sz w:val="18"/>
+                <w:szCs w:val="18"/>
+              </w:rPr>
+              <w:t xml:space="preserve">How sure the at-risk call is: late_probability if at risk, otherwise 1 minus it</w:t>
             </w:r>
           </w:p>
         </w:tc>
@@ -2002,7 +2197,35 @@
           <w:sz w:val="22"/>
           <w:szCs w:val="22"/>
         </w:rPr>
-        <w:t xml:space="preserve"> the predicted ready date with the due date and return the result.</w:t>
+        <w:t xml:space="preserve"> the predicted ready date with the due date.</w:t>
+      </w:r>
+    </w:p>
+    <w:p>
+      <w:pPr>
+        <w:pStyle w:val="ListParagraph"/>
+        <w:numPr>
+          <w:ilvl w:val="0"/>
+          <w:numId w:val="2"/>
+        </w:numPr>
+        <w:spacing w:after="80" w:line="276"/>
+      </w:pPr>
+      <w:r>
+        <w:rPr>
+          <w:rFonts w:ascii="Arial" w:cs="Arial" w:eastAsia="Arial" w:hAnsi="Arial"/>
+          <w:b/>
+          <w:bCs/>
+          <w:sz w:val="22"/>
+          <w:szCs w:val="22"/>
+        </w:rPr>
+        <w:t xml:space="preserve">Add the confidence:</w:t>
+      </w:r>
+      <w:r>
+        <w:rPr>
+          <w:rFonts w:ascii="Arial" w:cs="Arial" w:eastAsia="Arial" w:hAnsi="Arial"/>
+          <w:sz w:val="22"/>
+          <w:szCs w:val="22"/>
+        </w:rPr>
+        <w:t xml:space="preserve"> the likely range and the chance of being late, read from the model's cross-validation error percentiles (DEV-02, section 5.3), and return the result.</w:t>
       </w:r>
     </w:p>
     <w:p>
@@ -2286,6 +2509,22 @@
     </w:p>
     <w:p>
       <w:pPr>
+        <w:keepNext/>
+        <w:keepLines/>
+        <w:shd w:fill="F5F5F5" w:color="auto" w:val="clear"/>
+        <w:spacing w:after="0" w:before="0"/>
+      </w:pPr>
+      <w:r>
+        <w:rPr>
+          <w:rFonts w:ascii="Courier New" w:cs="Courier New" w:eastAsia="Courier New" w:hAnsi="Courier New"/>
+          <w:sz w:val="17"/>
+          <w:szCs w:val="17"/>
+        </w:rPr>
+        <w:t xml:space="preserve">  -d '{"credential_type_id": 1, "copies": 2, "student_status": "alumni",</w:t>
+      </w:r>
+    </w:p>
+    <w:p>
+      <w:pPr>
         <w:keepNext w:val="false"/>
         <w:keepLines/>
         <w:shd w:fill="F5F5F5" w:color="auto" w:val="clear"/>
@@ -2297,7 +2536,7 @@
           <w:sz w:val="17"/>
           <w:szCs w:val="17"/>
         </w:rPr>
-        <w:t xml:space="preserve">  -d '{"credential_type_id": 1, "copies": 2, "student_status": "alumni", "open_workload": 20}'</w:t>
+        <w:t xml:space="preserve">       "open_workload": 20, "routed_at": "2026-10-11 22:00:00"}'</w:t>
       </w:r>
     </w:p>
     <w:p>
@@ -2350,7 +2589,7 @@
           <w:sz w:val="20"/>
           <w:szCs w:val="20"/>
         </w:rPr>
-        <w:t xml:space="preserve">X-RateLimit-Remaining: 59</w:t>
+        <w:t xml:space="preserve">X-RateLimit-Remaining: 56</w:t>
       </w:r>
       <w:r>
         <w:rPr>
@@ -2486,7 +2725,7 @@
           <w:sz w:val="17"/>
           <w:szCs w:val="17"/>
         </w:rPr>
-        <w:t xml:space="preserve">    "routed_at": "2026-10-11T22:00:42+08:00",</w:t>
+        <w:t xml:space="preserve">    "likely_range": {</w:t>
       </w:r>
     </w:p>
     <w:p>
@@ -2502,7 +2741,7 @@
           <w:sz w:val="17"/>
           <w:szCs w:val="17"/>
         </w:rPr>
-        <w:t xml:space="preserve">    "predicted_ready_at": "2026-10-24T07:36:42+08:00",</w:t>
+        <w:t xml:space="preserve">      "low_days": 7.8,</w:t>
       </w:r>
     </w:p>
     <w:p>
@@ -2518,7 +2757,7 @@
           <w:sz w:val="17"/>
           <w:szCs w:val="17"/>
         </w:rPr>
-        <w:t xml:space="preserve">    "due_at": "2026-10-23T22:00:42+08:00",</w:t>
+        <w:t xml:space="preserve">      "high_days": 17.6,</w:t>
       </w:r>
     </w:p>
     <w:p>
@@ -2534,7 +2773,7 @@
           <w:sz w:val="17"/>
           <w:szCs w:val="17"/>
         </w:rPr>
-        <w:t xml:space="preserve">    "at_risk": true,</w:t>
+        <w:t xml:space="preserve">      "coverage": 0.8</w:t>
       </w:r>
     </w:p>
     <w:p>
@@ -2550,7 +2789,7 @@
           <w:sz w:val="17"/>
           <w:szCs w:val="17"/>
         </w:rPr>
-        <w:t xml:space="preserve">    "features": {</w:t>
+        <w:t xml:space="preserve">    },</w:t>
       </w:r>
     </w:p>
     <w:p>
@@ -2566,7 +2805,7 @@
           <w:sz w:val="17"/>
           <w:szCs w:val="17"/>
         </w:rPr>
-        <w:t xml:space="preserve">      "processing_days": 10,</w:t>
+        <w:t xml:space="preserve">    "routed_at": "2026-10-11T22:00:00+08:00",</w:t>
       </w:r>
     </w:p>
     <w:p>
@@ -2582,7 +2821,7 @@
           <w:sz w:val="17"/>
           <w:szCs w:val="17"/>
         </w:rPr>
-        <w:t xml:space="preserve">      "requires_payment": 1,</w:t>
+        <w:t xml:space="preserve">    "predicted_ready_at": "2026-10-24T07:36:00+08:00",</w:t>
       </w:r>
     </w:p>
     <w:p>
@@ -2598,7 +2837,7 @@
           <w:sz w:val="17"/>
           <w:szCs w:val="17"/>
         </w:rPr>
-        <w:t xml:space="preserve">      "has_library": 1,</w:t>
+        <w:t xml:space="preserve">    "due_at": "2026-10-23T22:00:00+08:00",</w:t>
       </w:r>
     </w:p>
     <w:p>
@@ -2614,7 +2853,7 @@
           <w:sz w:val="17"/>
           <w:szCs w:val="17"/>
         </w:rPr>
-        <w:t xml:space="preserve">      "has_finance": 1,</w:t>
+        <w:t xml:space="preserve">    "at_risk": true,</w:t>
       </w:r>
     </w:p>
     <w:p>
@@ -2630,7 +2869,7 @@
           <w:sz w:val="17"/>
           <w:szCs w:val="17"/>
         </w:rPr>
-        <w:t xml:space="preserve">      "has_student_affairs": 0,</w:t>
+        <w:t xml:space="preserve">    "late_probability": 0.49,</w:t>
       </w:r>
     </w:p>
     <w:p>
@@ -2646,7 +2885,7 @@
           <w:sz w:val="17"/>
           <w:szCs w:val="17"/>
         </w:rPr>
-        <w:t xml:space="preserve">      "has_college": 1,</w:t>
+        <w:t xml:space="preserve">    "confidence": 0.49,</w:t>
       </w:r>
     </w:p>
     <w:p>
@@ -2662,7 +2901,7 @@
           <w:sz w:val="17"/>
           <w:szCs w:val="17"/>
         </w:rPr>
-        <w:t xml:space="preserve">      "copies": 2,</w:t>
+        <w:t xml:space="preserve">    "features": {</w:t>
       </w:r>
     </w:p>
     <w:p>
@@ -2678,7 +2917,7 @@
           <w:sz w:val="17"/>
           <w:szCs w:val="17"/>
         </w:rPr>
-        <w:t xml:space="preserve">      "is_alumni": 1,</w:t>
+        <w:t xml:space="preserve">      "processing_days": 10,</w:t>
       </w:r>
     </w:p>
     <w:p>
@@ -2694,7 +2933,7 @@
           <w:sz w:val="17"/>
           <w:szCs w:val="17"/>
         </w:rPr>
-        <w:t xml:space="preserve">      "open_workload": 20,</w:t>
+        <w:t xml:space="preserve">      "requires_payment": 1,</w:t>
       </w:r>
     </w:p>
     <w:p>
@@ -2710,7 +2949,7 @@
           <w:sz w:val="17"/>
           <w:szCs w:val="17"/>
         </w:rPr>
-        <w:t xml:space="preserve">      "is_peak_month": 0</w:t>
+        <w:t xml:space="preserve">      "has_library": 1,</w:t>
       </w:r>
     </w:p>
     <w:p>
@@ -2726,7 +2965,7 @@
           <w:sz w:val="17"/>
           <w:szCs w:val="17"/>
         </w:rPr>
-        <w:t xml:space="preserve">    },</w:t>
+        <w:t xml:space="preserve">      "has_finance": 1,</w:t>
       </w:r>
     </w:p>
     <w:p>
@@ -2742,7 +2981,7 @@
           <w:sz w:val="17"/>
           <w:szCs w:val="17"/>
         </w:rPr>
-        <w:t xml:space="preserve">    "model_version": "lr-2026-10-11"</w:t>
+        <w:t xml:space="preserve">      "has_student_affairs": 0,</w:t>
       </w:r>
     </w:p>
     <w:p>
@@ -2758,6 +2997,118 @@
           <w:sz w:val="17"/>
           <w:szCs w:val="17"/>
         </w:rPr>
+        <w:t xml:space="preserve">      "has_college": 1,</w:t>
+      </w:r>
+    </w:p>
+    <w:p>
+      <w:pPr>
+        <w:keepNext/>
+        <w:keepLines/>
+        <w:shd w:fill="F5F5F5" w:color="auto" w:val="clear"/>
+        <w:spacing w:after="0" w:before="0"/>
+      </w:pPr>
+      <w:r>
+        <w:rPr>
+          <w:rFonts w:ascii="Courier New" w:cs="Courier New" w:eastAsia="Courier New" w:hAnsi="Courier New"/>
+          <w:sz w:val="17"/>
+          <w:szCs w:val="17"/>
+        </w:rPr>
+        <w:t xml:space="preserve">      "copies": 2,</w:t>
+      </w:r>
+    </w:p>
+    <w:p>
+      <w:pPr>
+        <w:keepNext/>
+        <w:keepLines/>
+        <w:shd w:fill="F5F5F5" w:color="auto" w:val="clear"/>
+        <w:spacing w:after="0" w:before="0"/>
+      </w:pPr>
+      <w:r>
+        <w:rPr>
+          <w:rFonts w:ascii="Courier New" w:cs="Courier New" w:eastAsia="Courier New" w:hAnsi="Courier New"/>
+          <w:sz w:val="17"/>
+          <w:szCs w:val="17"/>
+        </w:rPr>
+        <w:t xml:space="preserve">      "is_alumni": 1,</w:t>
+      </w:r>
+    </w:p>
+    <w:p>
+      <w:pPr>
+        <w:keepNext/>
+        <w:keepLines/>
+        <w:shd w:fill="F5F5F5" w:color="auto" w:val="clear"/>
+        <w:spacing w:after="0" w:before="0"/>
+      </w:pPr>
+      <w:r>
+        <w:rPr>
+          <w:rFonts w:ascii="Courier New" w:cs="Courier New" w:eastAsia="Courier New" w:hAnsi="Courier New"/>
+          <w:sz w:val="17"/>
+          <w:szCs w:val="17"/>
+        </w:rPr>
+        <w:t xml:space="preserve">      "open_workload": 20,</w:t>
+      </w:r>
+    </w:p>
+    <w:p>
+      <w:pPr>
+        <w:keepNext/>
+        <w:keepLines/>
+        <w:shd w:fill="F5F5F5" w:color="auto" w:val="clear"/>
+        <w:spacing w:after="0" w:before="0"/>
+      </w:pPr>
+      <w:r>
+        <w:rPr>
+          <w:rFonts w:ascii="Courier New" w:cs="Courier New" w:eastAsia="Courier New" w:hAnsi="Courier New"/>
+          <w:sz w:val="17"/>
+          <w:szCs w:val="17"/>
+        </w:rPr>
+        <w:t xml:space="preserve">      "is_peak_month": 0</w:t>
+      </w:r>
+    </w:p>
+    <w:p>
+      <w:pPr>
+        <w:keepNext/>
+        <w:keepLines/>
+        <w:shd w:fill="F5F5F5" w:color="auto" w:val="clear"/>
+        <w:spacing w:after="0" w:before="0"/>
+      </w:pPr>
+      <w:r>
+        <w:rPr>
+          <w:rFonts w:ascii="Courier New" w:cs="Courier New" w:eastAsia="Courier New" w:hAnsi="Courier New"/>
+          <w:sz w:val="17"/>
+          <w:szCs w:val="17"/>
+        </w:rPr>
+        <w:t xml:space="preserve">    },</w:t>
+      </w:r>
+    </w:p>
+    <w:p>
+      <w:pPr>
+        <w:keepNext/>
+        <w:keepLines/>
+        <w:shd w:fill="F5F5F5" w:color="auto" w:val="clear"/>
+        <w:spacing w:after="0" w:before="0"/>
+      </w:pPr>
+      <w:r>
+        <w:rPr>
+          <w:rFonts w:ascii="Courier New" w:cs="Courier New" w:eastAsia="Courier New" w:hAnsi="Courier New"/>
+          <w:sz w:val="17"/>
+          <w:szCs w:val="17"/>
+        </w:rPr>
+        <w:t xml:space="preserve">    "model_version": "lr-2026-10-11"</w:t>
+      </w:r>
+    </w:p>
+    <w:p>
+      <w:pPr>
+        <w:keepNext/>
+        <w:keepLines/>
+        <w:shd w:fill="F5F5F5" w:color="auto" w:val="clear"/>
+        <w:spacing w:after="0" w:before="0"/>
+      </w:pPr>
+      <w:r>
+        <w:rPr>
+          <w:rFonts w:ascii="Courier New" w:cs="Courier New" w:eastAsia="Courier New" w:hAnsi="Courier New"/>
+          <w:sz w:val="17"/>
+          <w:szCs w:val="17"/>
+        </w:rPr>
         <w:t xml:space="preserve">  }</w:t>
       </w:r>
     </w:p>
@@ -2787,7 +3138,7 @@
           <w:sz w:val="22"/>
           <w:szCs w:val="22"/>
         </w:rPr>
-        <w:t xml:space="preserve">Routed on a Saturday night, the TOR's 10 working days end on 23 October, but the model expects it ready on 24 October, so </w:t>
+        <w:t xml:space="preserve">Routed on Sunday 11 October at 22:00, the TOR's 10 working days end at 22:00 on 23 October, and the model expects it ready at 07:36 on 24 October, so </w:t>
       </w:r>
       <w:r>
         <w:rPr>
@@ -2803,7 +3154,71 @@
           <w:sz w:val="22"/>
           <w:szCs w:val="22"/>
         </w:rPr>
-        <w:t xml:space="preserve"> is true.</w:t>
+        <w:t xml:space="preserve"> is true. The </w:t>
+      </w:r>
+      <w:r>
+        <w:rPr>
+          <w:rFonts w:ascii="Courier New" w:cs="Courier New" w:eastAsia="Courier New" w:hAnsi="Courier New"/>
+          <w:sz w:val="20"/>
+          <w:szCs w:val="20"/>
+        </w:rPr>
+        <w:t xml:space="preserve">late_probability</w:t>
+      </w:r>
+      <w:r>
+        <w:rPr>
+          <w:rFonts w:ascii="Arial" w:cs="Arial" w:eastAsia="Arial" w:hAnsi="Arial"/>
+          <w:sz w:val="22"/>
+          <w:szCs w:val="22"/>
+        </w:rPr>
+        <w:t xml:space="preserve"> of 0.49 shows the call is borderline: the request is predicted only hours past its due date. The same request routed on Monday 12 October at 9:00 returns </w:t>
+      </w:r>
+      <w:r>
+        <w:rPr>
+          <w:rFonts w:ascii="Courier New" w:cs="Courier New" w:eastAsia="Courier New" w:hAnsi="Courier New"/>
+          <w:sz w:val="20"/>
+          <w:szCs w:val="20"/>
+        </w:rPr>
+        <w:t xml:space="preserve">at_risk: false</w:t>
+      </w:r>
+      <w:r>
+        <w:rPr>
+          <w:rFonts w:ascii="Arial" w:cs="Arial" w:eastAsia="Arial" w:hAnsi="Arial"/>
+          <w:sz w:val="22"/>
+          <w:szCs w:val="22"/>
+        </w:rPr>
+        <w:t xml:space="preserve">, </w:t>
+      </w:r>
+      <w:r>
+        <w:rPr>
+          <w:rFonts w:ascii="Courier New" w:cs="Courier New" w:eastAsia="Courier New" w:hAnsi="Courier New"/>
+          <w:sz w:val="20"/>
+          <w:szCs w:val="20"/>
+        </w:rPr>
+        <w:t xml:space="preserve">late_probability: 0.281</w:t>
+      </w:r>
+      <w:r>
+        <w:rPr>
+          <w:rFonts w:ascii="Arial" w:cs="Arial" w:eastAsia="Arial" w:hAnsi="Arial"/>
+          <w:sz w:val="22"/>
+          <w:szCs w:val="22"/>
+        </w:rPr>
+        <w:t xml:space="preserve"> and </w:t>
+      </w:r>
+      <w:r>
+        <w:rPr>
+          <w:rFonts w:ascii="Courier New" w:cs="Courier New" w:eastAsia="Courier New" w:hAnsi="Courier New"/>
+          <w:sz w:val="20"/>
+          <w:szCs w:val="20"/>
+        </w:rPr>
+        <w:t xml:space="preserve">confidence: 0.719</w:t>
+      </w:r>
+      <w:r>
+        <w:rPr>
+          <w:rFonts w:ascii="Arial" w:cs="Arial" w:eastAsia="Arial" w:hAnsi="Arial"/>
+          <w:sz w:val="22"/>
+          <w:szCs w:val="22"/>
+        </w:rPr>
+        <w:t xml:space="preserve">.</w:t>
       </w:r>
     </w:p>
     <w:p>
@@ -4604,7 +5019,7 @@
                 <w:sz w:val="18"/>
                 <w:szCs w:val="18"/>
               </w:rPr>
-              <w:t xml:space="preserve">11.58</w:t>
+              <w:t xml:space="preserve">10.35</w:t>
             </w:r>
           </w:p>
         </w:tc>
@@ -4634,7 +5049,7 @@
                 <w:sz w:val="18"/>
                 <w:szCs w:val="18"/>
               </w:rPr>
-              <w:t xml:space="preserve">2026-10-19 02:13</w:t>
+              <w:t xml:space="preserve">2026-10-17 21:42</w:t>
             </w:r>
           </w:p>
         </w:tc>
@@ -4664,7 +5079,7 @@
                 <w:sz w:val="18"/>
                 <w:szCs w:val="18"/>
               </w:rPr>
-              <w:t xml:space="preserve">2026-10-21 12:18</w:t>
+              <w:t xml:space="preserve">2026-10-21 13:18</w:t>
             </w:r>
           </w:p>
         </w:tc>
@@ -4789,7 +5204,7 @@
                 <w:sz w:val="18"/>
                 <w:szCs w:val="18"/>
               </w:rPr>
-              <w:t xml:space="preserve">10.81</w:t>
+              <w:t xml:space="preserve">10.35</w:t>
             </w:r>
           </w:p>
         </w:tc>
@@ -4819,7 +5234,7 @@
                 <w:sz w:val="18"/>
                 <w:szCs w:val="18"/>
               </w:rPr>
-              <w:t xml:space="preserve">2026-10-16 07:32</w:t>
+              <w:t xml:space="preserve">2026-10-15 20:26</w:t>
             </w:r>
           </w:p>
         </w:tc>
@@ -4849,7 +5264,7 @@
                 <w:sz w:val="18"/>
                 <w:szCs w:val="18"/>
               </w:rPr>
-              <w:t xml:space="preserve">2026-10-19 12:06</w:t>
+              <w:t xml:space="preserve">2026-10-19 12:02</w:t>
             </w:r>
           </w:p>
         </w:tc>
@@ -5004,7 +5419,7 @@
                 <w:sz w:val="18"/>
                 <w:szCs w:val="18"/>
               </w:rPr>
-              <w:t xml:space="preserve">2026-10-02 04:03</w:t>
+              <w:t xml:space="preserve">2026-10-02 01:48</w:t>
             </w:r>
           </w:p>
         </w:tc>
@@ -5034,7 +5449,7 @@
                 <w:sz w:val="18"/>
                 <w:szCs w:val="18"/>
               </w:rPr>
-              <w:t xml:space="preserve">2026-10-02 14:08</w:t>
+              <w:t xml:space="preserve">2026-10-02 11:53</w:t>
             </w:r>
           </w:p>
         </w:tc>
@@ -5159,7 +5574,7 @@
                 <w:sz w:val="18"/>
                 <w:szCs w:val="18"/>
               </w:rPr>
-              <w:t xml:space="preserve">3.36</w:t>
+              <w:t xml:space="preserve">3.83</w:t>
             </w:r>
           </w:p>
         </w:tc>
@@ -5189,7 +5604,7 @@
                 <w:sz w:val="18"/>
                 <w:szCs w:val="18"/>
               </w:rPr>
-              <w:t xml:space="preserve">2026-10-12 18:29</w:t>
+              <w:t xml:space="preserve">2026-10-13 07:36</w:t>
             </w:r>
           </w:p>
         </w:tc>
@@ -5219,7 +5634,7 @@
                 <w:sz w:val="18"/>
                 <w:szCs w:val="18"/>
               </w:rPr>
-              <w:t xml:space="preserve">2026-10-16 09:51</w:t>
+              <w:t xml:space="preserve">2026-10-16 11:41</w:t>
             </w:r>
           </w:p>
         </w:tc>
@@ -5374,7 +5789,7 @@
                 <w:sz w:val="18"/>
                 <w:szCs w:val="18"/>
               </w:rPr>
-              <w:t xml:space="preserve">2026-10-07 06:53</w:t>
+              <w:t xml:space="preserve">2026-10-07 09:17</w:t>
             </w:r>
           </w:p>
         </w:tc>
@@ -5404,7 +5819,7 @@
                 <w:sz w:val="18"/>
                 <w:szCs w:val="18"/>
               </w:rPr>
-              <w:t xml:space="preserve">2026-10-09 08:48</w:t>
+              <w:t xml:space="preserve">2026-10-09 11:12</w:t>
             </w:r>
           </w:p>
         </w:tc>
@@ -5529,7 +5944,7 @@
                 <w:sz w:val="18"/>
                 <w:szCs w:val="18"/>
               </w:rPr>
-              <w:t xml:space="preserve">2.88</w:t>
+              <w:t xml:space="preserve">2.49</w:t>
             </w:r>
           </w:p>
         </w:tc>
@@ -5559,7 +5974,7 @@
                 <w:sz w:val="18"/>
                 <w:szCs w:val="18"/>
               </w:rPr>
-              <w:t xml:space="preserve">2026-09-30 08:36</w:t>
+              <w:t xml:space="preserve">2026-09-29 21:05</w:t>
             </w:r>
           </w:p>
         </w:tc>
@@ -5589,7 +6004,7 @@
                 <w:sz w:val="18"/>
                 <w:szCs w:val="18"/>
               </w:rPr>
-              <w:t xml:space="preserve">2026-09-30 11:29</w:t>
+              <w:t xml:space="preserve">2026-09-30 09:19</w:t>
             </w:r>
           </w:p>
         </w:tc>
@@ -5673,7 +6088,7 @@
           <w:sz w:val="22"/>
           <w:szCs w:val="22"/>
         </w:rPr>
-        <w:t xml:space="preserve">). All 161 tests of the system pass (</w:t>
+        <w:t xml:space="preserve">). All 162 tests of the system pass (</w:t>
       </w:r>
       <w:r>
         <w:rPr>
@@ -6311,6 +6726,71 @@
                 <w:szCs w:val="18"/>
               </w:rPr>
               <w:t xml:space="preserve">the API needs an active registrar token and valid input</w:t>
+            </w:r>
+          </w:p>
+        </w:tc>
+      </w:tr>
+      <w:tr>
+        <w:trPr>
+          <w:cantSplit/>
+        </w:trPr>
+        <w:tc>
+          <w:tcPr>
+            <w:tcW w:type="dxa" w:w="2000"/>
+            <w:tcBorders>
+              <w:top w:val="single" w:color="999999" w:sz="4"/>
+              <w:left w:val="single" w:color="999999" w:sz="4"/>
+              <w:bottom w:val="single" w:color="999999" w:sz="4"/>
+              <w:right w:val="single" w:color="999999" w:sz="4"/>
+            </w:tcBorders>
+            <w:tcMar>
+              <w:top w:type="dxa" w:w="50"/>
+              <w:left w:type="dxa" w:w="90"/>
+              <w:bottom w:type="dxa" w:w="50"/>
+              <w:right w:type="dxa" w:w="90"/>
+            </w:tcMar>
+          </w:tcPr>
+          <w:p>
+            <w:pPr>
+              <w:keepNext/>
+            </w:pPr>
+            <w:r>
+              <w:rPr>
+                <w:rFonts w:ascii="Arial" w:cs="Arial" w:eastAsia="Arial" w:hAnsi="Arial"/>
+                <w:sz w:val="18"/>
+                <w:szCs w:val="18"/>
+              </w:rPr>
+              <w:t xml:space="preserve">REQ-08-11</w:t>
+            </w:r>
+          </w:p>
+        </w:tc>
+        <w:tc>
+          <w:tcPr>
+            <w:tcW w:type="dxa" w:w="7360"/>
+            <w:tcBorders>
+              <w:top w:val="single" w:color="999999" w:sz="4"/>
+              <w:left w:val="single" w:color="999999" w:sz="4"/>
+              <w:bottom w:val="single" w:color="999999" w:sz="4"/>
+              <w:right w:val="single" w:color="999999" w:sz="4"/>
+            </w:tcBorders>
+            <w:tcMar>
+              <w:top w:type="dxa" w:w="50"/>
+              <w:left w:type="dxa" w:w="90"/>
+              <w:bottom w:type="dxa" w:w="50"/>
+              <w:right w:type="dxa" w:w="90"/>
+            </w:tcMar>
+          </w:tcPr>
+          <w:p>
+            <w:pPr>
+              <w:keepNext/>
+            </w:pPr>
+            <w:r>
+              <w:rPr>
+                <w:rFonts w:ascii="Arial" w:cs="Arial" w:eastAsia="Arial" w:hAnsi="Arial"/>
+                <w:sz w:val="18"/>
+                <w:szCs w:val="18"/>
+              </w:rPr>
+              <w:t xml:space="preserve">each prediction has a likely range, a late probability and a confidence</w:t>
             </w:r>
           </w:p>
         </w:tc>
